--- a/worksheets/MS_L3_StorageWarehouse_Worksheet.docx
+++ b/worksheets/MS_L3_StorageWarehouse_Worksheet.docx
@@ -540,7 +540,7 @@
                 <w:sz w:val="21"/>
                 <w:szCs w:val="21"/>
               </w:rPr>
-              <w:t xml:space="preserve">Why do computers have secondary storage?</w:t>
+              <w:t xml:space="preserve">List everything stored on the computer you are using that must still be there tomorrow morning.</w:t>
             </w:r>
           </w:p>
           <w:tbl>
